--- a/sample_data/generated_resumes/Resume_Distributed_Systems_Engineer.docx
+++ b/sample_data/generated_resumes/Resume_Distributed_Systems_Engineer.docx
@@ -27,7 +27,7 @@
           <w:color w:val="2563EB"/>
           <w:sz w:val="22"/>
         </w:rPr>
-        <w:t>Backend &amp; Distributed Systems Architect</w:t>
+        <w:t>Distributed Systems &amp; Backend Architect</w:t>
       </w:r>
     </w:p>
     <w:p>
@@ -72,7 +72,7 @@
           <w:rFonts w:ascii="Calibri" w:hAnsi="Calibri"/>
           <w:sz w:val="19"/>
         </w:rPr>
-        <w:t>Undergraduate Computer Science Engineer specializing in backend systems architecture and distributed computing. Proven track record designing zero-trust protocols, dynamic tensor-sharding networks (SATURDAY/SUNDAY), and high-throughput FastAPI microservices. Passionate about verifiable computation, fault-tolerant orchestration, and scalable low-latency infrastructure.</w:t>
+        <w:t>Second-year B.Tech CSE student specializing in distributed systems architecture, tensor sharding, and zero-trust backend infrastructure. Founder of SecureVerse with practical experience building distributed compute clusters and resilient network protocols.</w:t>
       </w:r>
     </w:p>
     <w:p>
@@ -102,26 +102,6 @@
           <w:b/>
           <w:sz w:val="19"/>
         </w:rPr>
-        <w:t xml:space="preserve">Languages: </w:t>
-      </w:r>
-      <w:r>
-        <w:rPr>
-          <w:rFonts w:ascii="Calibri" w:hAnsi="Calibri"/>
-          <w:sz w:val="19"/>
-        </w:rPr>
-        <w:t>Python, C++, SQL (PostgreSQL, SQLite)</w:t>
-      </w:r>
-    </w:p>
-    <w:p>
-      <w:pPr>
-        <w:spacing w:before="20" w:after="40"/>
-      </w:pPr>
-      <w:r>
-        <w:rPr>
-          <w:rFonts w:ascii="Calibri" w:hAnsi="Calibri"/>
-          <w:b/>
-          <w:sz w:val="19"/>
-        </w:rPr>
         <w:t xml:space="preserve">Distributed Systems &amp; Architecture: </w:t>
       </w:r>
       <w:r>
@@ -129,7 +109,7 @@
           <w:rFonts w:ascii="Calibri" w:hAnsi="Calibri"/>
           <w:sz w:val="19"/>
         </w:rPr>
-        <w:t>Distributed Systems Architecture, Tensor Sharding &amp; Compute Networks, Decoupled Orchestration, Zero-Trust Communication Protocols, Proof-of-Compute Verification, System Design &amp; Scalability</w:t>
+        <w:t>Distributed Systems Architecture, Tensor Sharding &amp; Compute Networks, Decoupled Orchestration, Zero-Trust Communication Protocols, Proof-of-Compute Verification, System Design &amp; Scalability, Futuristic Systems Design</w:t>
       </w:r>
     </w:p>
     <w:p>
@@ -149,7 +129,7 @@
           <w:rFonts w:ascii="Calibri" w:hAnsi="Calibri"/>
           <w:sz w:val="19"/>
         </w:rPr>
-        <w:t>FastAPI, RESTful API Design, Asynchronous Programming (asyncio), Tailscale VPN &amp; Mesh Networking, Redis Streams &amp; Message Passing</w:t>
+        <w:t>FastAPI, RESTful API Design, Asynchronous Programming (asyncio), APScheduler &amp; Task Queues, Tailscale VPN &amp; Mesh Networking, Redis Streams &amp; Message Passing</w:t>
       </w:r>
     </w:p>
     <w:p>
@@ -169,27 +149,7 @@
           <w:rFonts w:ascii="Calibri" w:hAnsi="Calibri"/>
           <w:sz w:val="19"/>
         </w:rPr>
-        <w:t>Vulnerability Research &amp; Bug Bounty, Sandboxing &amp; Isolation (Firecracker)</w:t>
-      </w:r>
-    </w:p>
-    <w:p>
-      <w:pPr>
-        <w:spacing w:before="20" w:after="40"/>
-      </w:pPr>
-      <w:r>
-        <w:rPr>
-          <w:rFonts w:ascii="Calibri" w:hAnsi="Calibri"/>
-          <w:b/>
-          <w:sz w:val="19"/>
-        </w:rPr>
-        <w:t xml:space="preserve">Soft Skills: </w:t>
-      </w:r>
-      <w:r>
-        <w:rPr>
-          <w:rFonts w:ascii="Calibri" w:hAnsi="Calibri"/>
-          <w:sz w:val="19"/>
-        </w:rPr>
-        <w:t>Technical Architecture Documentation, Conceptual Simplification</w:t>
+        <w:t>Vulnerability Research &amp; Bug Bounty, Digital Forensics &amp; Reverse Engineering, Zero-Trust Data Flow Verification, Sandboxing &amp; Isolation (Firecracker)</w:t>
       </w:r>
     </w:p>
     <w:p>
@@ -424,7 +384,7 @@
           <w:b/>
           <w:sz w:val="19"/>
         </w:rPr>
-        <w:t>SecureVerse — Decentralized Zero-Trust Architecture — Systems Architect</w:t>
+        <w:t>SecureVerse — Decentralized Zero-Trust Architecture — Founder &amp; Systems Architect</w:t>
       </w:r>
       <w:r>
         <w:rPr>
@@ -525,6 +485,67 @@
           <w:sz w:val="21"/>
         </w:rPr>
         <w:t>EXPERIENCE &amp; LEADERSHIP</w:t>
+      </w:r>
+    </w:p>
+    <w:p>
+      <w:pPr>
+        <w:spacing w:before="80" w:after="20"/>
+      </w:pPr>
+      <w:r>
+        <w:rPr>
+          <w:rFonts w:ascii="Calibri" w:hAnsi="Calibri"/>
+          <w:b/>
+          <w:sz w:val="19"/>
+        </w:rPr>
+        <w:t>SecureVerse — Founder &amp; Lead Architect</w:t>
+      </w:r>
+      <w:r>
+        <w:rPr>
+          <w:rFonts w:ascii="Calibri" w:hAnsi="Calibri"/>
+          <w:i/>
+          <w:color w:val="64748B"/>
+          <w:sz w:val="17"/>
+        </w:rPr>
+        <w:t xml:space="preserve">   (Oct 2025 - Present)</w:t>
+      </w:r>
+    </w:p>
+    <w:p>
+      <w:pPr>
+        <w:pStyle w:val="ListBullet"/>
+        <w:spacing w:before="0" w:after="30"/>
+      </w:pPr>
+      <w:r>
+        <w:rPr>
+          <w:rFonts w:ascii="Calibri" w:hAnsi="Calibri"/>
+          <w:sz w:val="18"/>
+        </w:rPr>
+        <w:t>Founded SecureVerse to engineer decentralized zero-trust identity verification architectures, AI safety tooling, and privacy-preserving computing systems.</w:t>
+      </w:r>
+    </w:p>
+    <w:p>
+      <w:pPr>
+        <w:pStyle w:val="ListBullet"/>
+        <w:spacing w:before="0" w:after="30"/>
+      </w:pPr>
+      <w:r>
+        <w:rPr>
+          <w:rFonts w:ascii="Calibri" w:hAnsi="Calibri"/>
+          <w:sz w:val="18"/>
+        </w:rPr>
+        <w:t>Formulated end-to-end cryptographic trust chains, automated audit mechanisms, and threat mitigation models recognized in national engineering challenges.</w:t>
+      </w:r>
+    </w:p>
+    <w:p>
+      <w:pPr>
+        <w:pStyle w:val="ListBullet"/>
+        <w:spacing w:before="0" w:after="30"/>
+      </w:pPr>
+      <w:r>
+        <w:rPr>
+          <w:rFonts w:ascii="Calibri" w:hAnsi="Calibri"/>
+          <w:sz w:val="18"/>
+        </w:rPr>
+        <w:t>Directed technology roadmap, leading proof-of-concept development and cross-functional prototype verification.</w:t>
       </w:r>
     </w:p>
     <w:p>

--- a/sample_data/generated_resumes/Resume_Distributed_Systems_Engineer.docx
+++ b/sample_data/generated_resumes/Resume_Distributed_Systems_Engineer.docx
@@ -72,7 +72,7 @@
           <w:rFonts w:ascii="Calibri" w:hAnsi="Calibri"/>
           <w:sz w:val="19"/>
         </w:rPr>
-        <w:t>Second-year B.Tech CSE student specializing in distributed systems architecture, tensor sharding, and zero-trust backend infrastructure. Founder of SecureVerse with practical experience building distributed compute clusters and resilient network protocols.</w:t>
+        <w:t>Second-year B.Tech CSE student specializing in distributed systems architecture, tensor sharding, and zero-trust backend infrastructure. Founder of SecureVerse with practical experience building distributed compute clusters, Soroban smart contracts, and high-performance C++ non-STL algorithmic engines.</w:t>
       </w:r>
     </w:p>
     <w:p>
@@ -102,6 +102,26 @@
           <w:b/>
           <w:sz w:val="19"/>
         </w:rPr>
+        <w:t xml:space="preserve">Languages: </w:t>
+      </w:r>
+      <w:r>
+        <w:rPr>
+          <w:rFonts w:ascii="Calibri" w:hAnsi="Calibri"/>
+          <w:sz w:val="19"/>
+        </w:rPr>
+        <w:t>Python, C++, Rust, Java, TypeScript / JavaScript, SQL (PostgreSQL, SQLite), Bash / Shell Scripting</w:t>
+      </w:r>
+    </w:p>
+    <w:p>
+      <w:pPr>
+        <w:spacing w:before="20" w:after="40"/>
+      </w:pPr>
+      <w:r>
+        <w:rPr>
+          <w:rFonts w:ascii="Calibri" w:hAnsi="Calibri"/>
+          <w:b/>
+          <w:sz w:val="19"/>
+        </w:rPr>
         <w:t xml:space="preserve">Distributed Systems &amp; Architecture: </w:t>
       </w:r>
       <w:r>
@@ -109,7 +129,7 @@
           <w:rFonts w:ascii="Calibri" w:hAnsi="Calibri"/>
           <w:sz w:val="19"/>
         </w:rPr>
-        <w:t>Distributed Systems Architecture, Tensor Sharding &amp; Compute Networks, Decoupled Orchestration, Zero-Trust Communication Protocols, Proof-of-Compute Verification, System Design &amp; Scalability, Futuristic Systems Design</w:t>
+        <w:t>Distributed Systems Architecture, Tensor Sharding &amp; Compute Networks, Decoupled Orchestration, Zero-Trust Communication Protocols, Proof-of-Compute Verification, System Design &amp; Scalability, Soroban Smart Contracts (Stellar), Futuristic Systems Design</w:t>
       </w:r>
     </w:p>
     <w:p>
@@ -129,7 +149,7 @@
           <w:rFonts w:ascii="Calibri" w:hAnsi="Calibri"/>
           <w:sz w:val="19"/>
         </w:rPr>
-        <w:t>FastAPI, RESTful API Design, Asynchronous Programming (asyncio), APScheduler &amp; Task Queues, Tailscale VPN &amp; Mesh Networking, Redis Streams &amp; Message Passing</w:t>
+        <w:t>FastAPI, RESTful API Design, Asynchronous Programming (asyncio), AWS Lambda &amp; Serverless Pipelines, MongoDB &amp; Aggregation Framework, APScheduler &amp; Task Queues, Tailscale VPN &amp; Mesh Networking, Redis Streams &amp; Message Passing</w:t>
       </w:r>
     </w:p>
     <w:p>
@@ -149,7 +169,7 @@
           <w:rFonts w:ascii="Calibri" w:hAnsi="Calibri"/>
           <w:sz w:val="19"/>
         </w:rPr>
-        <w:t>Vulnerability Research &amp; Bug Bounty, Digital Forensics &amp; Reverse Engineering, Zero-Trust Data Flow Verification, Sandboxing &amp; Isolation (Firecracker)</w:t>
+        <w:t>Vulnerability Research &amp; Bug Bounty, Digital Forensics &amp; Reverse Engineering, Zero-Trust Data Flow Verification, Non-STL Algorithm Engineering, Sandboxing &amp; Isolation (Firecracker)</w:t>
       </w:r>
     </w:p>
     <w:p>
@@ -275,115 +295,6 @@
           <w:b/>
           <w:sz w:val="19"/>
         </w:rPr>
-        <w:t>F.R.I.D.A.Y — Multi-Agent Communication Backend — Lead Backend Architect &amp; Developer</w:t>
-      </w:r>
-      <w:r>
-        <w:rPr>
-          <w:rFonts w:ascii="Calibri" w:hAnsi="Calibri"/>
-          <w:i/>
-          <w:color w:val="64748B"/>
-          <w:sz w:val="17"/>
-        </w:rPr>
-        <w:t xml:space="preserve">   (Jun 2026 - Present)</w:t>
-      </w:r>
-    </w:p>
-    <w:p>
-      <w:pPr>
-        <w:spacing w:before="0" w:after="40"/>
-      </w:pPr>
-      <w:r>
-        <w:rPr>
-          <w:rFonts w:ascii="Calibri" w:hAnsi="Calibri"/>
-          <w:i/>
-          <w:color w:val="475569"/>
-          <w:sz w:val="17"/>
-        </w:rPr>
-        <w:t>Tech Stack: Python, FastAPI, Baileys API (WhatsApp), APScheduler, asyncio, LLM Intent Routing</w:t>
-      </w:r>
-    </w:p>
-    <w:p>
-      <w:pPr>
-        <w:pStyle w:val="ListBullet"/>
-        <w:spacing w:before="0" w:after="30"/>
-      </w:pPr>
-      <w:r>
-        <w:rPr>
-          <w:rFonts w:ascii="Calibri" w:hAnsi="Calibri"/>
-          <w:sz w:val="18"/>
-        </w:rPr>
-        <w:t>Originated at SummerHacks 2026 in a team of 4; currently driving continuous backend evolution and multi-agent infrastructure.</w:t>
-      </w:r>
-    </w:p>
-    <w:p>
-      <w:pPr>
-        <w:pStyle w:val="ListBullet"/>
-        <w:spacing w:before="0" w:after="30"/>
-      </w:pPr>
-      <w:r>
-        <w:rPr>
-          <w:rFonts w:ascii="Calibri" w:hAnsi="Calibri"/>
-          <w:sz w:val="18"/>
-        </w:rPr>
-        <w:t>Designed a strictly decoupled 3-agent architecture (Herald, Nexus, Dispatch) enforcing complete separation of concerns so agents never call each other directly, eliminating circular deadlocks.</w:t>
-      </w:r>
-    </w:p>
-    <w:p>
-      <w:pPr>
-        <w:pStyle w:val="ListBullet"/>
-        <w:spacing w:before="0" w:after="30"/>
-      </w:pPr>
-      <w:r>
-        <w:rPr>
-          <w:rFonts w:ascii="Calibri" w:hAnsi="Calibri"/>
-          <w:sz w:val="18"/>
-        </w:rPr>
-        <w:t>Implemented LLM intent classification with confidence-based routing logic to catch ambiguous queries and trigger clarification flows before dispatching execution tasks.</w:t>
-      </w:r>
-    </w:p>
-    <w:p>
-      <w:pPr>
-        <w:pStyle w:val="ListBullet"/>
-        <w:spacing w:before="0" w:after="30"/>
-      </w:pPr>
-      <w:r>
-        <w:rPr>
-          <w:rFonts w:ascii="Calibri" w:hAnsi="Calibri"/>
-          <w:sz w:val="18"/>
-        </w:rPr>
-        <w:t>Engineered resilient background job scheduling and automated task pipelines with robust fault recovery.</w:t>
-      </w:r>
-    </w:p>
-    <w:p>
-      <w:pPr>
-        <w:pStyle w:val="ListBullet"/>
-        <w:spacing w:before="0" w:after="40"/>
-      </w:pPr>
-      <w:r>
-        <w:rPr>
-          <w:rFonts w:ascii="Calibri" w:hAnsi="Calibri"/>
-          <w:b/>
-          <w:sz w:val="18"/>
-        </w:rPr>
-        <w:t xml:space="preserve">Key Architecture: </w:t>
-      </w:r>
-      <w:r>
-        <w:rPr>
-          <w:rFonts w:ascii="Calibri" w:hAnsi="Calibri"/>
-          <w:sz w:val="18"/>
-        </w:rPr>
-        <w:t>3-tier mediator topology; zero direct agent coupling; confidence threshold routing (&lt;0.85 triggers conversational disambiguation); asynchronous message queue via FastAPI.</w:t>
-      </w:r>
-    </w:p>
-    <w:p>
-      <w:pPr>
-        <w:spacing w:before="80" w:after="20"/>
-      </w:pPr>
-      <w:r>
-        <w:rPr>
-          <w:rFonts w:ascii="Calibri" w:hAnsi="Calibri"/>
-          <w:b/>
-          <w:sz w:val="19"/>
-        </w:rPr>
         <w:t>SecureVerse — Decentralized Zero-Trust Architecture — Founder &amp; Systems Architect</w:t>
       </w:r>
       <w:r>
@@ -468,6 +379,198 @@
           <w:sz w:val="18"/>
         </w:rPr>
         <w:t>Mutual TLS, cryptographic assertion validation, state machine based authorization engine, zero persistent plain text secrets.</w:t>
+      </w:r>
+    </w:p>
+    <w:p>
+      <w:pPr>
+        <w:spacing w:before="80" w:after="20"/>
+      </w:pPr>
+      <w:r>
+        <w:rPr>
+          <w:rFonts w:ascii="Calibri" w:hAnsi="Calibri"/>
+          <w:b/>
+          <w:sz w:val="19"/>
+        </w:rPr>
+        <w:t>DealVault &amp; Pactum — Stellar Soroban Smart Contract Escrow — Smart Contract &amp; Backend Engineer</w:t>
+      </w:r>
+      <w:r>
+        <w:rPr>
+          <w:rFonts w:ascii="Calibri" w:hAnsi="Calibri"/>
+          <w:i/>
+          <w:color w:val="64748B"/>
+          <w:sz w:val="17"/>
+        </w:rPr>
+        <w:t xml:space="preserve">   (Jul 2026 - Aug 2026)</w:t>
+      </w:r>
+    </w:p>
+    <w:p>
+      <w:pPr>
+        <w:spacing w:before="0" w:after="40"/>
+      </w:pPr>
+      <w:r>
+        <w:rPr>
+          <w:rFonts w:ascii="Calibri" w:hAnsi="Calibri"/>
+          <w:i/>
+          <w:color w:val="475569"/>
+          <w:sz w:val="17"/>
+        </w:rPr>
+        <w:t>Tech Stack: Rust, Soroban Smart Contracts, Stellar Testnet, TypeScript, Express, Web3</w:t>
+      </w:r>
+    </w:p>
+    <w:p>
+      <w:pPr>
+        <w:pStyle w:val="ListBullet"/>
+        <w:spacing w:before="0" w:after="30"/>
+      </w:pPr>
+      <w:r>
+        <w:rPr>
+          <w:rFonts w:ascii="Calibri" w:hAnsi="Calibri"/>
+          <w:sz w:val="18"/>
+        </w:rPr>
+        <w:t>Co-developed an enterprise-grade escrow infrastructure and recurring commitment registry on the Stellar blockchain.</w:t>
+      </w:r>
+    </w:p>
+    <w:p>
+      <w:pPr>
+        <w:pStyle w:val="ListBullet"/>
+        <w:spacing w:before="0" w:after="30"/>
+      </w:pPr>
+      <w:r>
+        <w:rPr>
+          <w:rFonts w:ascii="Calibri" w:hAnsi="Calibri"/>
+          <w:sz w:val="18"/>
+        </w:rPr>
+        <w:t>Authored Soroban smart contracts enforcing programmatic fund locking, milestone verification, and automated payouts.</w:t>
+      </w:r>
+    </w:p>
+    <w:p>
+      <w:pPr>
+        <w:pStyle w:val="ListBullet"/>
+        <w:spacing w:before="0" w:after="30"/>
+      </w:pPr>
+      <w:r>
+        <w:rPr>
+          <w:rFonts w:ascii="Calibri" w:hAnsi="Calibri"/>
+          <w:sz w:val="18"/>
+        </w:rPr>
+        <w:t>Constructed a tamper-proof on-chain compliance history tracking fulfillment status for service-level commitments.</w:t>
+      </w:r>
+    </w:p>
+    <w:p>
+      <w:pPr>
+        <w:pStyle w:val="ListBullet"/>
+        <w:spacing w:before="0" w:after="40"/>
+      </w:pPr>
+      <w:r>
+        <w:rPr>
+          <w:rFonts w:ascii="Calibri" w:hAnsi="Calibri"/>
+          <w:b/>
+          <w:sz w:val="18"/>
+        </w:rPr>
+        <w:t xml:space="preserve">Key Architecture: </w:t>
+      </w:r>
+      <w:r>
+        <w:rPr>
+          <w:rFonts w:ascii="Calibri" w:hAnsi="Calibri"/>
+          <w:sz w:val="18"/>
+        </w:rPr>
+        <w:t>Non-custodial smart contract vaults; state-machine commitment tracker; cryptographic transaction signing via Stellar SDK.</w:t>
+      </w:r>
+    </w:p>
+    <w:p>
+      <w:pPr>
+        <w:spacing w:before="80" w:after="20"/>
+      </w:pPr>
+      <w:r>
+        <w:rPr>
+          <w:rFonts w:ascii="Calibri" w:hAnsi="Calibri"/>
+          <w:b/>
+          <w:sz w:val="19"/>
+        </w:rPr>
+        <w:t>DSA SpaceOPs — Satellite Mission Operations &amp; Navigation Engine — Systems &amp; Algorithm Engineer</w:t>
+      </w:r>
+      <w:r>
+        <w:rPr>
+          <w:rFonts w:ascii="Calibri" w:hAnsi="Calibri"/>
+          <w:i/>
+          <w:color w:val="64748B"/>
+          <w:sz w:val="17"/>
+        </w:rPr>
+        <w:t xml:space="preserve">   (May 2026 - Jun 2026)</w:t>
+      </w:r>
+    </w:p>
+    <w:p>
+      <w:pPr>
+        <w:spacing w:before="0" w:after="40"/>
+      </w:pPr>
+      <w:r>
+        <w:rPr>
+          <w:rFonts w:ascii="Calibri" w:hAnsi="Calibri"/>
+          <w:i/>
+          <w:color w:val="475569"/>
+          <w:sz w:val="17"/>
+        </w:rPr>
+        <w:t>Tech Stack: C++, Non-STL Custom Data Structures, AVL Trees, Priority Queues, Graph Algorithms, Dijkstra</w:t>
+      </w:r>
+    </w:p>
+    <w:p>
+      <w:pPr>
+        <w:pStyle w:val="ListBullet"/>
+        <w:spacing w:before="0" w:after="30"/>
+      </w:pPr>
+      <w:r>
+        <w:rPr>
+          <w:rFonts w:ascii="Calibri" w:hAnsi="Calibri"/>
+          <w:sz w:val="18"/>
+        </w:rPr>
+        <w:t>Engineered a mission control and cislunar spacecraft communications router implementing 7 custom data structures completely from scratch without STL containers.</w:t>
+      </w:r>
+    </w:p>
+    <w:p>
+      <w:pPr>
+        <w:pStyle w:val="ListBullet"/>
+        <w:spacing w:before="0" w:after="30"/>
+      </w:pPr>
+      <w:r>
+        <w:rPr>
+          <w:rFonts w:ascii="Calibri" w:hAnsi="Calibri"/>
+          <w:sz w:val="18"/>
+        </w:rPr>
+        <w:t>Implemented an AVL self-balancing mission registry, Dijkstra minimum-latency routing for cislunar mesh networks, and priority queue activity arbiters.</w:t>
+      </w:r>
+    </w:p>
+    <w:p>
+      <w:pPr>
+        <w:pStyle w:val="ListBullet"/>
+        <w:spacing w:before="0" w:after="30"/>
+      </w:pPr>
+      <w:r>
+        <w:rPr>
+          <w:rFonts w:ascii="Calibri" w:hAnsi="Calibri"/>
+          <w:sz w:val="18"/>
+        </w:rPr>
+        <w:t>Designed an abort-sequence navigational rollback stack with zero memory leaks and deterministic sub-millisecond execution.</w:t>
+      </w:r>
+    </w:p>
+    <w:p>
+      <w:pPr>
+        <w:pStyle w:val="ListBullet"/>
+        <w:spacing w:before="0" w:after="40"/>
+      </w:pPr>
+      <w:r>
+        <w:rPr>
+          <w:rFonts w:ascii="Calibri" w:hAnsi="Calibri"/>
+          <w:b/>
+          <w:sz w:val="18"/>
+        </w:rPr>
+        <w:t xml:space="preserve">Key Architecture: </w:t>
+      </w:r>
+      <w:r>
+        <w:rPr>
+          <w:rFonts w:ascii="Calibri" w:hAnsi="Calibri"/>
+          <w:sz w:val="18"/>
+        </w:rPr>
+        <w:t>Zero-STL core architecture; custom self-balancing AVL trees; Dijkstra shortest-path network topology; O(1) abort stack rollback.</w:t>
       </w:r>
     </w:p>
     <w:p>
